--- a/docs/word/FPSLLC Operating Agreement Instructions - DRAFT.docx
+++ b/docs/word/FPSLLC Operating Agreement Instructions - DRAFT.docx
@@ -164,24 +164,24 @@
           <w:sz w:val="24"/>
           <w:szCs w:val="24"/>
         </w:rPr>
-        <w:t xml:space="preserve">Article 8 of your operating agreement tells you exactly what to do. In practice it means:</w:t>
-      </w:r>
-    </w:p>
-    <w:p>
-      <w:pPr>
-        <w:keepLines/>
-        <w:widowControl/>
-        <w:spacing w:after="160"/>
-        <w:jc w:val="both"/>
-      </w:pPr>
-      <w:r>
-        <w:rPr>
-          <w:rFonts w:ascii="Times New Roman" w:hAnsi="Times New Roman"/>
-          <w:b/>
-          <w:sz w:val="24"/>
-          <w:szCs w:val="24"/>
-        </w:rPr>
-        <w:t xml:space="preserve">One bank account per series.</w:t>
+        <w:t xml:space="preserve">In practice:</w:t>
+      </w:r>
+    </w:p>
+    <w:p>
+      <w:pPr>
+        <w:keepLines/>
+        <w:widowControl/>
+        <w:spacing w:after="160"/>
+        <w:jc w:val="both"/>
+      </w:pPr>
+      <w:r>
+        <w:rPr>
+          <w:rFonts w:ascii="Times New Roman" w:hAnsi="Times New Roman"/>
+          <w:b/>
+          <w:sz w:val="24"/>
+          <w:szCs w:val="24"/>
+        </w:rPr>
+        <w:t xml:space="preserve">Every series should have at least one bank account of its own.</w:t>
       </w:r>
       <w:r>
         <w:rPr>
@@ -206,15 +206,15 @@
           <w:sz w:val="24"/>
           <w:szCs w:val="24"/>
         </w:rPr>
-        <w:t xml:space="preserve">Title every asset in the full legal name of the series that owns it</w:t>
-      </w:r>
-      <w:r>
-        <w:rPr>
-          <w:rFonts w:ascii="Times New Roman" w:hAnsi="Times New Roman"/>
-          <w:sz w:val="24"/>
-          <w:szCs w:val="24"/>
-        </w:rPr>
-        <w:t xml:space="preserve"> — exactly as filed, for example: </w:t>
+        <w:t xml:space="preserve">Every asset must be properly associated with the series that owns it.</w:t>
+      </w:r>
+      <w:r>
+        <w:rPr>
+          <w:rFonts w:ascii="Times New Roman" w:hAnsi="Times New Roman"/>
+          <w:sz w:val="24"/>
+          <w:szCs w:val="24"/>
+        </w:rPr>
+        <w:t xml:space="preserve"> The best way to do that is to title it in the full legal name of that series — exactly as filed, for example: </w:t>
       </w:r>
       <w:r>
         <w:rPr>
@@ -273,15 +273,15 @@
           <w:sz w:val="24"/>
           <w:szCs w:val="24"/>
         </w:rPr>
-        <w:t xml:space="preserve">Document every asset moved between series</w:t>
-      </w:r>
-      <w:r>
-        <w:rPr>
-          <w:rFonts w:ascii="Times New Roman" w:hAnsi="Times New Roman"/>
-          <w:sz w:val="24"/>
-          <w:szCs w:val="24"/>
-        </w:rPr>
-        <w:t xml:space="preserve"> — what was transferred, the date, the price, who paid, and who received — at the time it happens.</w:t>
+        <w:t xml:space="preserve">Do not move assets between series.</w:t>
+      </w:r>
+      <w:r>
+        <w:rPr>
+          <w:rFonts w:ascii="Times New Roman" w:hAnsi="Times New Roman"/>
+          <w:sz w:val="24"/>
+          <w:szCs w:val="24"/>
+        </w:rPr>
+        <w:t xml:space="preserve"> Treat each series as though it were a separate limited liability company — its own account, its own assets, its own contracts, its own records.</w:t>
       </w:r>
     </w:p>
     <w:p>

--- a/docs/word/FPSLLC Operating Agreement Instructions - DRAFT.docx
+++ b/docs/word/FPSLLC Operating Agreement Instructions - DRAFT.docx
@@ -839,7 +839,7 @@
           <w:sz w:val="24"/>
           <w:szCs w:val="24"/>
         </w:rPr>
-        <w:t xml:space="preserve"> (multi-member §5.4(f)) — the dollar amount of debt the manager may incur without a member vote. Common choices: $10,000–$50,000 for small companies.</w:t>
+        <w:t xml:space="preserve"> (multi-member §5.4(f)) — the dollar amount of debt the manager may incur without the written consent of every owner. Above this number, any one owner can refuse. Common choices: $10,000–$50,000 for small companies.</w:t>
       </w:r>
     </w:p>
     <w:p>

--- a/docs/word/FPSLLC Operating Agreement Instructions - DRAFT.docx
+++ b/docs/word/FPSLLC Operating Agreement Instructions - DRAFT.docx
@@ -5,9 +5,8 @@
     <w:p>
       <w:pPr>
         <w:keepNext/>
-        <w:keepLines/>
-        <w:widowControl/>
-        <w:spacing w:before="240" w:after="0"/>
+        <w:widowControl/>
+        <w:spacing w:before="240" w:after="200"/>
         <w:jc w:val="center"/>
       </w:pPr>
       <w:r>
@@ -23,9 +22,8 @@
     <w:p>
       <w:pPr>
         <w:keepNext/>
-        <w:keepLines/>
-        <w:widowControl/>
-        <w:spacing w:before="0" w:after="0"/>
+        <w:widowControl/>
+        <w:spacing w:before="0" w:after="160"/>
         <w:jc w:val="center"/>
       </w:pPr>
       <w:r>
@@ -41,9 +39,8 @@
     <w:p>
       <w:pPr>
         <w:keepNext/>
-        <w:keepLines/>
-        <w:widowControl/>
-        <w:spacing w:before="0" w:after="0"/>
+        <w:widowControl/>
+        <w:spacing w:before="0" w:after="160"/>
         <w:jc w:val="center"/>
       </w:pPr>
       <w:r>
@@ -59,9 +56,8 @@
     <w:p>
       <w:pPr>
         <w:keepNext/>
-        <w:keepLines/>
-        <w:widowControl/>
-        <w:spacing w:before="0" w:after="0"/>
+        <w:widowControl/>
+        <w:spacing w:before="0" w:after="160"/>
         <w:jc w:val="center"/>
       </w:pPr>
       <w:r>
@@ -77,9 +73,8 @@
     <w:p>
       <w:pPr>
         <w:keepNext/>
-        <w:keepLines/>
-        <w:widowControl/>
-        <w:spacing w:before="240" w:after="0"/>
+        <w:widowControl/>
+        <w:spacing w:before="240" w:after="200"/>
         <w:jc w:val="center"/>
       </w:pPr>
       <w:r>
@@ -94,7 +89,6 @@
     </w:p>
     <w:p>
       <w:pPr>
-        <w:keepLines/>
         <w:widowControl/>
         <w:spacing w:after="160"/>
         <w:jc w:val="both"/>
@@ -110,7 +104,6 @@
     </w:p>
     <w:p>
       <w:pPr>
-        <w:keepLines/>
         <w:widowControl/>
         <w:spacing w:after="160"/>
         <w:jc w:val="both"/>
@@ -153,7 +146,6 @@
     <w:p>
       <w:pPr>
         <w:keepNext/>
-        <w:keepLines/>
         <w:widowControl/>
         <w:spacing w:after="160"/>
         <w:jc w:val="both"/>
@@ -169,7 +161,6 @@
     </w:p>
     <w:p>
       <w:pPr>
-        <w:keepLines/>
         <w:widowControl/>
         <w:spacing w:after="160"/>
         <w:jc w:val="both"/>
@@ -194,7 +185,6 @@
     </w:p>
     <w:p>
       <w:pPr>
-        <w:keepLines/>
         <w:widowControl/>
         <w:spacing w:after="160"/>
         <w:jc w:val="both"/>
@@ -236,7 +226,6 @@
     </w:p>
     <w:p>
       <w:pPr>
-        <w:keepLines/>
         <w:widowControl/>
         <w:spacing w:after="160"/>
         <w:jc w:val="both"/>
@@ -261,7 +250,6 @@
     </w:p>
     <w:p>
       <w:pPr>
-        <w:keepLines/>
         <w:widowControl/>
         <w:spacing w:after="160"/>
         <w:jc w:val="both"/>
@@ -286,7 +274,6 @@
     </w:p>
     <w:p>
       <w:pPr>
-        <w:keepLines/>
         <w:widowControl/>
         <w:spacing w:after="160"/>
         <w:jc w:val="both"/>
@@ -311,7 +298,6 @@
     </w:p>
     <w:p>
       <w:pPr>
-        <w:keepLines/>
         <w:widowControl/>
         <w:spacing w:after="160"/>
         <w:jc w:val="both"/>
@@ -336,7 +322,6 @@
     </w:p>
     <w:p>
       <w:pPr>
-        <w:keepLines/>
         <w:widowControl/>
         <w:spacing w:after="160"/>
         <w:jc w:val="both"/>
@@ -353,9 +338,8 @@
     <w:p>
       <w:pPr>
         <w:keepNext/>
-        <w:keepLines/>
-        <w:widowControl/>
-        <w:spacing w:before="240" w:after="0"/>
+        <w:widowControl/>
+        <w:spacing w:before="240" w:after="200"/>
         <w:jc w:val="center"/>
       </w:pPr>
       <w:r>
@@ -630,20 +614,18 @@
     </w:tbl>
     <w:p>
       <w:pPr>
-        <w:keepLines/>
-        <w:widowControl/>
-        <w:spacing w:after="160"/>
-      </w:pPr>
-      <w:r>
-        <w:rPr>
-          <w:rFonts w:ascii="Times New Roman" w:hAnsi="Times New Roman"/>
-          <w:sz w:val="24"/>
-        </w:rPr>
-      </w:r>
-    </w:p>
-    <w:p>
-      <w:pPr>
-        <w:keepLines/>
+        <w:widowControl/>
+        <w:spacing w:after="160"/>
+      </w:pPr>
+      <w:r>
+        <w:rPr>
+          <w:rFonts w:ascii="Times New Roman" w:hAnsi="Times New Roman"/>
+          <w:sz w:val="24"/>
+        </w:rPr>
+      </w:r>
+    </w:p>
+    <w:p>
+      <w:pPr>
         <w:widowControl/>
         <w:spacing w:after="160"/>
         <w:jc w:val="both"/>
@@ -660,9 +642,8 @@
     <w:p>
       <w:pPr>
         <w:keepNext/>
-        <w:keepLines/>
-        <w:widowControl/>
-        <w:spacing w:before="240" w:after="0"/>
+        <w:widowControl/>
+        <w:spacing w:before="240" w:after="200"/>
         <w:jc w:val="center"/>
       </w:pPr>
       <w:r>
@@ -678,7 +659,6 @@
     <w:p>
       <w:pPr>
         <w:keepNext/>
-        <w:keepLines/>
         <w:widowControl/>
         <w:spacing w:after="160"/>
         <w:jc w:val="both"/>
@@ -694,7 +674,6 @@
     </w:p>
     <w:p>
       <w:pPr>
-        <w:keepLines/>
         <w:widowControl/>
         <w:spacing w:after="160"/>
         <w:jc w:val="both"/>
@@ -719,7 +698,6 @@
     </w:p>
     <w:p>
       <w:pPr>
-        <w:keepLines/>
         <w:widowControl/>
         <w:spacing w:after="160"/>
         <w:jc w:val="both"/>
@@ -744,7 +722,6 @@
     </w:p>
     <w:p>
       <w:pPr>
-        <w:keepLines/>
         <w:widowControl/>
         <w:spacing w:after="160"/>
         <w:jc w:val="both"/>
@@ -769,7 +746,6 @@
     </w:p>
     <w:p>
       <w:pPr>
-        <w:keepLines/>
         <w:widowControl/>
         <w:spacing w:after="160"/>
         <w:jc w:val="both"/>
@@ -794,7 +770,6 @@
     </w:p>
     <w:p>
       <w:pPr>
-        <w:keepLines/>
         <w:widowControl/>
         <w:spacing w:after="160"/>
         <w:jc w:val="both"/>
@@ -819,7 +794,6 @@
     </w:p>
     <w:p>
       <w:pPr>
-        <w:keepLines/>
         <w:widowControl/>
         <w:spacing w:after="160"/>
         <w:jc w:val="both"/>
@@ -844,7 +818,6 @@
     </w:p>
     <w:p>
       <w:pPr>
-        <w:keepLines/>
         <w:widowControl/>
         <w:spacing w:after="160"/>
         <w:jc w:val="both"/>
@@ -869,7 +842,6 @@
     </w:p>
     <w:p>
       <w:pPr>
-        <w:keepLines/>
         <w:widowControl/>
         <w:spacing w:after="160"/>
         <w:jc w:val="both"/>
@@ -895,9 +867,8 @@
     <w:p>
       <w:pPr>
         <w:keepNext/>
-        <w:keepLines/>
-        <w:widowControl/>
-        <w:spacing w:before="240" w:after="0"/>
+        <w:widowControl/>
+        <w:spacing w:before="240" w:after="200"/>
         <w:jc w:val="center"/>
       </w:pPr>
       <w:r>
@@ -912,7 +883,6 @@
     </w:p>
     <w:p>
       <w:pPr>
-        <w:keepLines/>
         <w:widowControl/>
         <w:spacing w:after="160"/>
         <w:jc w:val="both"/>
@@ -946,7 +916,6 @@
     <w:p>
       <w:pPr>
         <w:keepNext/>
-        <w:keepLines/>
         <w:widowControl/>
         <w:spacing w:after="160"/>
         <w:jc w:val="both"/>
@@ -1391,20 +1360,18 @@
     </w:tbl>
     <w:p>
       <w:pPr>
-        <w:keepLines/>
-        <w:widowControl/>
-        <w:spacing w:after="160"/>
-      </w:pPr>
-      <w:r>
-        <w:rPr>
-          <w:rFonts w:ascii="Times New Roman" w:hAnsi="Times New Roman"/>
-          <w:sz w:val="24"/>
-        </w:rPr>
-      </w:r>
-    </w:p>
-    <w:p>
-      <w:pPr>
-        <w:keepLines/>
+        <w:widowControl/>
+        <w:spacing w:after="160"/>
+      </w:pPr>
+      <w:r>
+        <w:rPr>
+          <w:rFonts w:ascii="Times New Roman" w:hAnsi="Times New Roman"/>
+          <w:sz w:val="24"/>
+        </w:rPr>
+      </w:r>
+    </w:p>
+    <w:p>
+      <w:pPr>
         <w:widowControl/>
         <w:spacing w:after="160"/>
         <w:jc w:val="both"/>
@@ -1438,9 +1405,8 @@
     <w:p>
       <w:pPr>
         <w:keepNext/>
-        <w:keepLines/>
-        <w:widowControl/>
-        <w:spacing w:before="240" w:after="0"/>
+        <w:widowControl/>
+        <w:spacing w:before="240" w:after="200"/>
         <w:jc w:val="center"/>
       </w:pPr>
       <w:r>
@@ -1455,7 +1421,6 @@
     </w:p>
     <w:p>
       <w:pPr>
-        <w:keepLines/>
         <w:widowControl/>
         <w:spacing w:after="160"/>
         <w:jc w:val="both"/>
@@ -1505,7 +1470,6 @@
     </w:p>
     <w:p>
       <w:pPr>
-        <w:keepLines/>
         <w:widowControl/>
         <w:spacing w:after="160"/>
         <w:jc w:val="both"/>
@@ -1564,7 +1528,6 @@
     </w:p>
     <w:p>
       <w:pPr>
-        <w:keepLines/>
         <w:widowControl/>
         <w:spacing w:after="160"/>
         <w:jc w:val="both"/>
@@ -1606,7 +1569,6 @@
     </w:p>
     <w:p>
       <w:pPr>
-        <w:keepLines/>
         <w:widowControl/>
         <w:spacing w:after="160"/>
         <w:jc w:val="both"/>
@@ -1665,7 +1627,6 @@
     </w:p>
     <w:p>
       <w:pPr>
-        <w:keepLines/>
         <w:widowControl/>
         <w:spacing w:after="160"/>
         <w:jc w:val="both"/>
@@ -1725,9 +1686,8 @@
     <w:p>
       <w:pPr>
         <w:keepNext/>
-        <w:keepLines/>
-        <w:widowControl/>
-        <w:spacing w:before="240" w:after="0"/>
+        <w:widowControl/>
+        <w:spacing w:before="240" w:after="200"/>
         <w:jc w:val="center"/>
       </w:pPr>
       <w:r>
@@ -1742,7 +1702,6 @@
     </w:p>
     <w:p>
       <w:pPr>
-        <w:keepLines/>
         <w:widowControl/>
         <w:spacing w:after="160"/>
         <w:jc w:val="both"/>
@@ -1758,7 +1717,6 @@
     </w:p>
     <w:p>
       <w:pPr>
-        <w:keepLines/>
         <w:widowControl/>
         <w:spacing w:after="160"/>
         <w:jc w:val="both"/>
@@ -1809,9 +1767,8 @@
     <w:p>
       <w:pPr>
         <w:keepNext/>
-        <w:keepLines/>
-        <w:widowControl/>
-        <w:spacing w:before="240" w:after="0"/>
+        <w:widowControl/>
+        <w:spacing w:before="240" w:after="200"/>
         <w:jc w:val="center"/>
       </w:pPr>
       <w:r>
@@ -1826,7 +1783,6 @@
     </w:p>
     <w:p>
       <w:pPr>
-        <w:keepLines/>
         <w:widowControl/>
         <w:spacing w:after="160"/>
         <w:jc w:val="both"/>
@@ -1842,7 +1798,6 @@
     </w:p>
     <w:p>
       <w:pPr>
-        <w:keepLines/>
         <w:widowControl/>
         <w:spacing w:after="160"/>
         <w:jc w:val="both"/>
@@ -1859,9 +1814,8 @@
     <w:p>
       <w:pPr>
         <w:keepNext/>
-        <w:keepLines/>
-        <w:widowControl/>
-        <w:spacing w:before="240" w:after="0"/>
+        <w:widowControl/>
+        <w:spacing w:before="240" w:after="200"/>
         <w:jc w:val="center"/>
       </w:pPr>
       <w:r>
@@ -1876,7 +1830,6 @@
     </w:p>
     <w:p>
       <w:pPr>
-        <w:keepLines/>
         <w:widowControl/>
         <w:spacing w:after="160"/>
         <w:jc w:val="both"/>
@@ -1901,7 +1854,6 @@
     </w:p>
     <w:p>
       <w:pPr>
-        <w:keepLines/>
         <w:widowControl/>
         <w:spacing w:after="160"/>
         <w:jc w:val="both"/>
@@ -1926,7 +1878,6 @@
     </w:p>
     <w:p>
       <w:pPr>
-        <w:keepLines/>
         <w:widowControl/>
         <w:spacing w:after="160"/>
         <w:jc w:val="both"/>
@@ -1951,7 +1902,6 @@
     </w:p>
     <w:p>
       <w:pPr>
-        <w:keepLines/>
         <w:widowControl/>
         <w:spacing w:after="160"/>
         <w:jc w:val="both"/>
@@ -1976,7 +1926,6 @@
     </w:p>
     <w:p>
       <w:pPr>
-        <w:keepLines/>
         <w:widowControl/>
         <w:spacing w:after="160"/>
         <w:jc w:val="both"/>
@@ -2001,7 +1950,6 @@
     </w:p>
     <w:p>
       <w:pPr>
-        <w:keepLines/>
         <w:widowControl/>
         <w:spacing w:after="160"/>
         <w:jc w:val="both"/>
@@ -2060,8 +2008,7 @@
     <w:pPrDefault>
       <w:pPr>
         <w:widowControl/>
-        <w:keepLines/>
-        <w:spacing w:after="160"/>
+        <w:spacing w:after="200" w:line="276" w:lineRule="auto"/>
         <w:jc w:val="both"/>
       </w:pPr>
     </w:pPrDefault>
@@ -2076,7 +2023,7 @@
       <w:keepNext/>
       <w:keepLines/>
       <w:widowControl/>
-      <w:spacing w:before="240" w:after="0"/>
+      <w:spacing w:before="240" w:after="200"/>
     </w:pPr>
     <w:rPr>
       <w:rFonts w:ascii="Times New Roman" w:hAnsi="Times New Roman"/>
@@ -2091,7 +2038,7 @@
       <w:keepNext/>
       <w:keepLines/>
       <w:widowControl/>
-      <w:spacing w:before="240" w:after="0"/>
+      <w:spacing w:before="240" w:after="200"/>
     </w:pPr>
     <w:rPr>
       <w:rFonts w:ascii="Times New Roman" w:hAnsi="Times New Roman"/>
@@ -2106,7 +2053,7 @@
       <w:keepNext/>
       <w:keepLines/>
       <w:widowControl/>
-      <w:spacing w:before="240" w:after="0"/>
+      <w:spacing w:before="240" w:after="200"/>
     </w:pPr>
     <w:rPr>
       <w:rFonts w:ascii="Times New Roman" w:hAnsi="Times New Roman"/>

--- a/docs/word/FPSLLC Operating Agreement Instructions - DRAFT.docx
+++ b/docs/word/FPSLLC Operating Agreement Instructions - DRAFT.docx
@@ -455,7 +455,7 @@
                 <w:sz w:val="22"/>
                 <w:szCs w:val="22"/>
               </w:rPr>
-              <w:t xml:space="preserve">One owner; you (or someone you appoint) manage</w:t>
+              <w:t xml:space="preserve">One owner; the agreement names a manager (you or someone you appoint)</w:t>
             </w:r>
           </w:p>
         </w:tc>
@@ -482,7 +482,15 @@
                 <w:sz w:val="22"/>
                 <w:szCs w:val="22"/>
               </w:rPr>
-              <w:t xml:space="preserve">Manager-Managed — Single Member (Disregarded Entity)</w:t>
+              <w:t xml:space="preserve">Manager-Managed — Single Member</w:t>
+            </w:r>
+            <w:r>
+              <w:rPr>
+                <w:rFonts w:ascii="Times New Roman" w:hAnsi="Times New Roman"/>
+                <w:sz w:val="22"/>
+                <w:szCs w:val="22"/>
+              </w:rPr>
+              <w:t xml:space="preserve"> (disregarded entity)</w:t>
             </w:r>
           </w:p>
         </w:tc>
@@ -513,7 +521,7 @@
                 <w:sz w:val="22"/>
                 <w:szCs w:val="22"/>
               </w:rPr>
-              <w:t xml:space="preserve">Two or more owners; a designated manager runs it</w:t>
+              <w:t xml:space="preserve">One owner who manages the company directly</w:t>
             </w:r>
           </w:p>
         </w:tc>
@@ -540,7 +548,15 @@
                 <w:sz w:val="22"/>
                 <w:szCs w:val="22"/>
               </w:rPr>
-              <w:t xml:space="preserve">Manager-Managed — Multiple Members (Partnership)</w:t>
+              <w:t xml:space="preserve">Member-Managed — Single Member</w:t>
+            </w:r>
+            <w:r>
+              <w:rPr>
+                <w:rFonts w:ascii="Times New Roman" w:hAnsi="Times New Roman"/>
+                <w:sz w:val="22"/>
+                <w:szCs w:val="22"/>
+              </w:rPr>
+              <w:t xml:space="preserve"> (disregarded entity)</w:t>
             </w:r>
           </w:p>
         </w:tc>
@@ -571,6 +587,72 @@
                 <w:sz w:val="22"/>
                 <w:szCs w:val="22"/>
               </w:rPr>
+              <w:t xml:space="preserve">Two or more owners; a designated manager runs it</w:t>
+            </w:r>
+          </w:p>
+        </w:tc>
+        <w:tc>
+          <w:tcPr>
+            <w:tcW w:w="4680" w:type="dxa"/>
+            <w:tcMar>
+              <w:top w:w="60" w:type="dxa"/>
+              <w:left w:w="108" w:type="dxa"/>
+              <w:bottom w:w="60" w:type="dxa"/>
+              <w:right w:w="108" w:type="dxa"/>
+            </w:tcMar>
+          </w:tcPr>
+          <w:p>
+            <w:pPr>
+              <w:keepLines/>
+              <w:widowControl/>
+              <w:spacing w:before="40" w:after="40"/>
+            </w:pPr>
+            <w:r>
+              <w:rPr>
+                <w:rFonts w:ascii="Times New Roman" w:hAnsi="Times New Roman"/>
+                <w:b/>
+                <w:sz w:val="22"/>
+                <w:szCs w:val="22"/>
+              </w:rPr>
+              <w:t xml:space="preserve">Manager-Managed — Multiple Members</w:t>
+            </w:r>
+            <w:r>
+              <w:rPr>
+                <w:rFonts w:ascii="Times New Roman" w:hAnsi="Times New Roman"/>
+                <w:sz w:val="22"/>
+                <w:szCs w:val="22"/>
+              </w:rPr>
+              <w:t xml:space="preserve"> (partnership)</w:t>
+            </w:r>
+          </w:p>
+        </w:tc>
+      </w:tr>
+      <w:tr>
+        <w:trPr>
+          <w:cantSplit/>
+        </w:trPr>
+        <w:tc>
+          <w:tcPr>
+            <w:tcW w:w="4680" w:type="dxa"/>
+            <w:tcMar>
+              <w:top w:w="60" w:type="dxa"/>
+              <w:left w:w="108" w:type="dxa"/>
+              <w:bottom w:w="60" w:type="dxa"/>
+              <w:right w:w="108" w:type="dxa"/>
+            </w:tcMar>
+          </w:tcPr>
+          <w:p>
+            <w:pPr>
+              <w:keepLines/>
+              <w:widowControl/>
+              <w:spacing w:before="40" w:after="40"/>
+            </w:pPr>
+            <w:r>
+              <w:rPr>
+                <w:rFonts w:ascii="Times New Roman" w:hAnsi="Times New Roman"/>
+                <w:sz w:val="22"/>
+                <w:szCs w:val="22"/>
+              </w:rPr>
               <w:t xml:space="preserve">Two or more owners; all owners manage together</w:t>
             </w:r>
           </w:p>
@@ -594,19 +676,19 @@
             <w:r>
               <w:rPr>
                 <w:rFonts w:ascii="Times New Roman" w:hAnsi="Times New Roman"/>
-                <w:sz w:val="22"/>
-                <w:szCs w:val="22"/>
-              </w:rPr>
-              <w:t xml:space="preserve">Member-Managed — Multiple Members </w:t>
-            </w:r>
-            <w:r>
-              <w:rPr>
-                <w:rFonts w:ascii="Times New Roman" w:hAnsi="Times New Roman"/>
-                <w:i/>
-                <w:sz w:val="22"/>
-                <w:szCs w:val="22"/>
-              </w:rPr>
-              <w:t xml:space="preserve">(coming)</w:t>
+                <w:b/>
+                <w:sz w:val="22"/>
+                <w:szCs w:val="22"/>
+              </w:rPr>
+              <w:t xml:space="preserve">Member-Managed — Multiple Members</w:t>
+            </w:r>
+            <w:r>
+              <w:rPr>
+                <w:rFonts w:ascii="Times New Roman" w:hAnsi="Times New Roman"/>
+                <w:sz w:val="22"/>
+                <w:szCs w:val="22"/>
+              </w:rPr>
+              <w:t xml:space="preserve"> (partnership)</w:t>
             </w:r>
           </w:p>
         </w:tc>
@@ -636,6 +718,21 @@
           <w:sz w:val="24"/>
           <w:szCs w:val="24"/>
         </w:rPr>
+        <w:t xml:space="preserve">If the company has elected S corporation treatment, each of these four forms has an S corporation version — eight forms in all. Your portal builds the right one from your answers; you do not choose the file yourself.</w:t>
+      </w:r>
+    </w:p>
+    <w:p>
+      <w:pPr>
+        <w:widowControl/>
+        <w:spacing w:after="160"/>
+        <w:jc w:val="both"/>
+      </w:pPr>
+      <w:r>
+        <w:rPr>
+          <w:rFonts w:ascii="Times New Roman" w:hAnsi="Times New Roman"/>
+          <w:sz w:val="24"/>
+          <w:szCs w:val="24"/>
+        </w:rPr>
         <w:t xml:space="preserve">If you start with the single-member form and later add an owner, adopt the multi-member form at that time — the two forms handle taxes, voting, and creditor protection differently, and the single-member form is not built for two owners.</w:t>
       </w:r>
     </w:p>
@@ -765,7 +862,7 @@
           <w:sz w:val="24"/>
           <w:szCs w:val="24"/>
         </w:rPr>
-        <w:t xml:space="preserve"> — the manager. The manager does not have to be an owner.</w:t>
+        <w:t xml:space="preserve"> (manager-managed forms only) — the manager. The manager does not have to be an owner. The member-managed forms have no manager: the members manage directly, and one of them is designated Administrative Member under §5.8 to handle ministerial tasks, with no authority to decide anything on the members' behalf.</w:t>
       </w:r>
     </w:p>
     <w:p>
@@ -813,7 +910,7 @@
           <w:sz w:val="24"/>
           <w:szCs w:val="24"/>
         </w:rPr>
-        <w:t xml:space="preserve"> (multi-member §5.4(f)) — the dollar amount of debt the manager may incur without the written consent of every owner. Above this number, any one owner can refuse. Common choices: $10,000–$50,000 for small companies.</w:t>
+        <w:t xml:space="preserve"> (multi-member §5.4(f)) — the dollar amount of debt that may be incurred without the written consent of every owner: by the manager in the manager-managed forms, by any member acting alone in the member-managed forms. Above this number, any one owner can refuse. Common choices: $10,000–$50,000 for small companies.</w:t>
       </w:r>
     </w:p>
     <w:p>
@@ -1416,22 +1513,22 @@
           <w:sz w:val="26"/>
           <w:szCs w:val="26"/>
         </w:rPr>
-        <w:t xml:space="preserve">5. Optional Provisions (Multi-Member Form)</w:t>
-      </w:r>
-    </w:p>
-    <w:p>
-      <w:pPr>
-        <w:widowControl/>
-        <w:spacing w:after="160"/>
-        <w:jc w:val="both"/>
-      </w:pPr>
-      <w:r>
-        <w:rPr>
-          <w:rFonts w:ascii="Times New Roman" w:hAnsi="Times New Roman"/>
-          <w:sz w:val="24"/>
-          <w:szCs w:val="24"/>
-        </w:rPr>
-        <w:t xml:space="preserve">The multi-member form contains three provisions marked </w:t>
+        <w:t xml:space="preserve">5. Optional Provisions (Multi-Member Forms)</w:t>
+      </w:r>
+    </w:p>
+    <w:p>
+      <w:pPr>
+        <w:widowControl/>
+        <w:spacing w:after="160"/>
+        <w:jc w:val="both"/>
+      </w:pPr>
+      <w:r>
+        <w:rPr>
+          <w:rFonts w:ascii="Times New Roman" w:hAnsi="Times New Roman"/>
+          <w:sz w:val="24"/>
+          <w:szCs w:val="24"/>
+        </w:rPr>
+        <w:t xml:space="preserve">Each multi-member form contains three provisions marked </w:t>
       </w:r>
       <w:r>
         <w:rPr>
@@ -1712,7 +1809,24 @@
           <w:sz w:val="24"/>
           <w:szCs w:val="24"/>
         </w:rPr>
-        <w:t xml:space="preserve">Both forms let each owner register a transfer-on-death (TOD) beneficiary on Exhibit A, using Florida's registration-in-beneficiary-form statute (ss. 711.50–711.512). At the owner's death, the designated beneficiary takes the interest directly — no probate — subject to the agreement. Any person or entity may be designated. In the multi-member form, a beneficiary who is a close family member of the deceased owner becomes a full member upon signing a joinder; any other beneficiary automatically receives the economic interest (distributions) but becomes a voting member only with the consent of a majority of the other members — death does not bypass the same controls that govern lifetime transfers.</w:t>
+        <w:t xml:space="preserve">Every form lets each owner register a transfer-on-death (TOD) beneficiary on Exhibit A, using Florida's registration-in-beneficiary-form statute (ss. 711.50–711.512). At the owner's death, the designated beneficiary takes the interest directly — no probate — subject to the agreement. Any person or entity may be designated. In a single-member form, the beneficiary is admitted as the Member on delivering a signed agreement to be bound by the agreement. In a multi-member form, the beneficiary automatically succeeds to the deceased owner's economic interest and holds it as a transferee, but is admitted as a Member only on delivering that signed agreement </w:t>
+      </w:r>
+      <w:r>
+        <w:rPr>
+          <w:rFonts w:ascii="Times New Roman" w:hAnsi="Times New Roman"/>
+          <w:b/>
+          <w:sz w:val="24"/>
+          <w:szCs w:val="24"/>
+        </w:rPr>
+        <w:t xml:space="preserve">and</w:t>
+      </w:r>
+      <w:r>
+        <w:rPr>
+          <w:rFonts w:ascii="Times New Roman" w:hAnsi="Times New Roman"/>
+          <w:sz w:val="24"/>
+          <w:szCs w:val="24"/>
+        </w:rPr>
+        <w:t xml:space="preserve"> obtaining the written consent of a Majority in Interest of the other members — death does not bypass the same controls that govern lifetime transfers.</w:t>
       </w:r>
     </w:p>
     <w:p>
@@ -1761,7 +1875,7 @@
           <w:sz w:val="24"/>
           <w:szCs w:val="24"/>
         </w:rPr>
-        <w:t xml:space="preserve"> to change a beneficiary, follow §4.11 (§4.6 in the single-member form) exactly — a signed writing, two witnesses, delivered to the manager. A will does not override a TOD registration.</w:t>
+        <w:t xml:space="preserve"> to change a beneficiary, follow §4.11 in the multi-member forms (§4.6 in the manager-managed single-member forms, §4.5 in the member-managed single-member forms) exactly — a signed writing, two witnesses, delivered to the manager. A will does not override a TOD registration.</w:t>
       </w:r>
     </w:p>
     <w:p>
@@ -1849,7 +1963,7 @@
           <w:sz w:val="24"/>
           <w:szCs w:val="24"/>
         </w:rPr>
-        <w:t xml:space="preserve"> The agreement (with its Series Exhibits) should be signed by every member and acknowledged by the manager before the company does business, and a Series Exhibit should be adopted no later than each series' designation is filed.</w:t>
+        <w:t xml:space="preserve"> The agreement (with its Series Exhibits) should be signed by every member — and acknowledged by the manager in the manager-managed forms — before the company does business, and a Series Exhibit should be adopted no later than each series' designation is filed.</w:t>
       </w:r>
     </w:p>
     <w:p>
@@ -1913,15 +2027,32 @@
           <w:sz w:val="24"/>
           <w:szCs w:val="24"/>
         </w:rPr>
-        <w:t xml:space="preserve">Amendments must be written and signed</w:t>
-      </w:r>
-      <w:r>
-        <w:rPr>
-          <w:rFonts w:ascii="Times New Roman" w:hAnsi="Times New Roman"/>
-          <w:sz w:val="24"/>
-          <w:szCs w:val="24"/>
-        </w:rPr>
-        <w:t xml:space="preserve"> — by the sole member (single-member form) or by all members (multi-member form; Series Exhibits amend with the consent of that series' associated members and the manager). Oral side-deals have no effect and undermine the structure.</w:t>
+        <w:t xml:space="preserve">Amendments must be written and signed.</w:t>
+      </w:r>
+      <w:r>
+        <w:rPr>
+          <w:rFonts w:ascii="Times New Roman" w:hAnsi="Times New Roman"/>
+          <w:sz w:val="24"/>
+          <w:szCs w:val="24"/>
+        </w:rPr>
+        <w:t xml:space="preserve"> The agreement is amended by the sole member (single-member forms) or by all members (multi-member forms). A Series Exhibit is part of the agreement and amends the same way, with one deliberate exception: in the </w:t>
+      </w:r>
+      <w:r>
+        <w:rPr>
+          <w:rFonts w:ascii="Times New Roman" w:hAnsi="Times New Roman"/>
+          <w:b/>
+          <w:sz w:val="24"/>
+          <w:szCs w:val="24"/>
+        </w:rPr>
+        <w:t xml:space="preserve">manager-managed multi-member forms</w:t>
+      </w:r>
+      <w:r>
+        <w:rPr>
+          <w:rFonts w:ascii="Times New Roman" w:hAnsi="Times New Roman"/>
+          <w:sz w:val="24"/>
+          <w:szCs w:val="24"/>
+        </w:rPr>
+        <w:t xml:space="preserve">, the manager may amend a Series Exhibit alone — unless the amendment would alter any member's rights or obligations under the agreement, in which case every member must sign. Separately, and in every form, the manager (or administrative member) may update Exhibit A and the Series Exhibits without further consent solely to record changes already made under the agreement — admissions, transfers, TOD designations, capital adjustments. That is recording, not amending. Oral side-deals have no effect and undermine the structure.</w:t>
       </w:r>
     </w:p>
     <w:p>
@@ -1961,7 +2092,7 @@
           <w:sz w:val="24"/>
           <w:szCs w:val="24"/>
         </w:rPr>
-        <w:t xml:space="preserve">Instructions v1 — accompanies the MyFloridaSeriesLLC Operating Agreement forms (Manager-Managed Single Member; Manager-Managed Multi-Member). These instructions are informational material of MyFloridaSeriesLLC and are not legal advice, are not part of any operating agreement, and create no attorney-client relationship.</w:t>
+        <w:t xml:space="preserve">Instructions v2 — accompanies the MyFloridaSeriesLLC Operating Agreement forms (Manager-Managed and Member-Managed, Single Member and Multiple Members, each with an S corporation version). These instructions are informational material of MyFloridaSeriesLLC and are not legal advice, are not part of any operating agreement, and create no attorney-client relationship.</w:t>
       </w:r>
     </w:p>
     <w:sectPr>

--- a/docs/word/FPSLLC Operating Agreement Instructions - DRAFT.docx
+++ b/docs/word/FPSLLC Operating Agreement Instructions - DRAFT.docx
@@ -1809,7 +1809,7 @@
           <w:sz w:val="24"/>
           <w:szCs w:val="24"/>
         </w:rPr>
-        <w:t xml:space="preserve">Every form lets each owner register a transfer-on-death (TOD) beneficiary on Exhibit A, using Florida's registration-in-beneficiary-form statute (ss. 711.50–711.512). At the owner's death, the designated beneficiary takes the interest directly — no probate — subject to the agreement. Any person or entity may be designated. In a single-member form, the beneficiary is admitted as the Member on delivering a signed agreement to be bound by the agreement. In a multi-member form, the beneficiary automatically succeeds to the deceased owner's economic interest and holds it as a transferee, but is admitted as a Member only on delivering that signed agreement </w:t>
+        <w:t xml:space="preserve">Every form lets an owner who is an individual register a transfer-on-death (TOD) beneficiary on Exhibit A, using Florida's registration-in-beneficiary-form statute (ss. 711.50–711.512). At the owner's death, the designated beneficiary takes the interest directly — no probate — subject to the agreement. The beneficiary may be any person or entity; the owner making the designation may not. Section 711.502 limits registration in beneficiary form to individuals, so an owner that is a trust, a corporation, or another LLC cannot designate — and neither may owners who hold one membership interest jointly as tenants in common. In a single-member form, the beneficiary is admitted as the Member on delivering a signed agreement to be bound by the agreement. In a multi-member form, the beneficiary automatically succeeds to the deceased owner's economic interest and holds it as a transferee, but is admitted as a Member only on delivering that signed agreement </w:t>
       </w:r>
       <w:r>
         <w:rPr>
